--- a/docs/AtoM_Heratio_Admin_Manual.docx
+++ b/docs/AtoM_Heratio_Admin_Manual.docx
@@ -18,32 +18,6 @@
         <w:t xml:space="preserve">The Archive and Heritage Group (Pty) Ltd</w:t>
       </w:r>
     </w:p>
-    <w:sdt>
-      <w:sdtPr>
-        <w:docPartObj>
-          <w:docPartGallery w:val="Table of Contents"/>
-          <w:docPartUnique/>
-        </w:docPartObj>
-      </w:sdtPr>
-      <w:sdtContent>
-        <w:p>
-          <w:pPr>
-            <w:pStyle w:val="TOCHeading"/>
-          </w:pPr>
-          <w:r>
-            <w:t xml:space="preserve">Table of Contents</w:t>
-          </w:r>
-        </w:p>
-        <w:p>
-          <w:r>
-            <w:fldChar w:fldCharType="begin" w:dirty="true"/>
-            <w:instrText xml:space="preserve">TOC \o "1-3" \h \z \u</w:instrText>
-            <w:fldChar w:fldCharType="separate"/>
-            <w:fldChar w:fldCharType="end"/>
-          </w:r>
-        </w:p>
-      </w:sdtContent>
-    </w:sdt>
     <w:bookmarkStart w:id="69" w:name="atom-heratio-administrator-manual"/>
     <w:p>
       <w:pPr>
@@ -206,130 +180,232 @@
     </w:p>
     <w:p>
       <w:pPr>
-        <w:pStyle w:val="SourceCode"/>
+        <w:pStyle w:val="BodyText"/>
       </w:pPr>
       <w:r>
-        <w:rPr>
-          <w:rStyle w:val="VerbatimChar"/>
-        </w:rPr>
-        <w:t xml:space="preserve">Admin Menu</w:t>
-      </w:r>
-      <w:r>
-        <w:br/>
-      </w:r>
-      <w:r>
-        <w:rPr>
-          <w:rStyle w:val="VerbatimChar"/>
-        </w:rPr>
-        <w:t xml:space="preserve">├── Plugins                    — Enable/disable AHG plugins</w:t>
-      </w:r>
-      <w:r>
-        <w:br/>
-      </w:r>
-      <w:r>
-        <w:rPr>
-          <w:rStyle w:val="VerbatimChar"/>
-        </w:rPr>
-        <w:t xml:space="preserve">├── Themes                     — Theme selection</w:t>
-      </w:r>
-      <w:r>
-        <w:br/>
-      </w:r>
-      <w:r>
-        <w:rPr>
-          <w:rStyle w:val="VerbatimChar"/>
-        </w:rPr>
-        <w:t xml:space="preserve">├── Settings (base AtoM)       — Core AtoM settings</w:t>
-      </w:r>
-      <w:r>
-        <w:br/>
-      </w:r>
-      <w:r>
-        <w:rPr>
-          <w:rStyle w:val="VerbatimChar"/>
-        </w:rPr>
-        <w:t xml:space="preserve">├── AHG Settings               — 21 sections, 200+ options</w:t>
-      </w:r>
-      <w:r>
-        <w:br/>
-      </w:r>
-      <w:r>
-        <w:rPr>
-          <w:rStyle w:val="VerbatimChar"/>
-        </w:rPr>
-        <w:t xml:space="preserve">├── Users &amp; Groups             — User accounts, roles, ACL</w:t>
-      </w:r>
-      <w:r>
-        <w:br/>
-      </w:r>
-      <w:r>
-        <w:rPr>
-          <w:rStyle w:val="VerbatimChar"/>
-        </w:rPr>
-        <w:t xml:space="preserve">├── Menus                      — Navigation menu management</w:t>
-      </w:r>
-      <w:r>
-        <w:br/>
-      </w:r>
-      <w:r>
-        <w:rPr>
-          <w:rStyle w:val="VerbatimChar"/>
-        </w:rPr>
-        <w:t xml:space="preserve">├── Static pages               — Static page content</w:t>
-      </w:r>
-      <w:r>
-        <w:br/>
-      </w:r>
-      <w:r>
-        <w:rPr>
-          <w:rStyle w:val="VerbatimChar"/>
-        </w:rPr>
-        <w:t xml:space="preserve">├── Visible elements           — Show/hide interface elements</w:t>
-      </w:r>
-      <w:r>
-        <w:br/>
-      </w:r>
-      <w:r>
-        <w:rPr>
-          <w:rStyle w:val="VerbatimChar"/>
-        </w:rPr>
-        <w:t xml:space="preserve">├── Backup &amp; Restore           — Backup management</w:t>
-      </w:r>
-      <w:r>
-        <w:br/>
-      </w:r>
-      <w:r>
-        <w:rPr>
-          <w:rStyle w:val="VerbatimChar"/>
-        </w:rPr>
-        <w:t xml:space="preserve">├── Queue                      — Background job queue</w:t>
-      </w:r>
-      <w:r>
-        <w:br/>
-      </w:r>
-      <w:r>
-        <w:rPr>
-          <w:rStyle w:val="VerbatimChar"/>
-        </w:rPr>
-        <w:t xml:space="preserve">├── Audit Trail                — Activity logging</w:t>
-      </w:r>
-      <w:r>
-        <w:br/>
-      </w:r>
-      <w:r>
-        <w:rPr>
-          <w:rStyle w:val="VerbatimChar"/>
-        </w:rPr>
-        <w:t xml:space="preserve">├── Reports                    — Reporting dashboard</w:t>
-      </w:r>
-      <w:r>
-        <w:br/>
-      </w:r>
-      <w:r>
-        <w:rPr>
-          <w:rStyle w:val="VerbatimChar"/>
-        </w:rPr>
-        <w:t xml:space="preserve">└── Help Center                — Help articles</w:t>
+        <w:t xml:space="preserve">Admin</w:t>
+      </w:r>
+      <w:r>
+        <w:t xml:space="preserve">Menu</w:t>
+      </w:r>
+      <w:r>
+        <w:t xml:space="preserve">Plugins</w:t>
+      </w:r>
+      <w:r>
+        <w:t xml:space="preserve">—</w:t>
+      </w:r>
+      <w:r>
+        <w:t xml:space="preserve">Enable/disable</w:t>
+      </w:r>
+      <w:r>
+        <w:t xml:space="preserve">AHG</w:t>
+      </w:r>
+      <w:r>
+        <w:t xml:space="preserve">plugins</w:t>
+      </w:r>
+      <w:r>
+        <w:t xml:space="preserve">Themes</w:t>
+      </w:r>
+      <w:r>
+        <w:t xml:space="preserve">—</w:t>
+      </w:r>
+      <w:r>
+        <w:t xml:space="preserve">Theme</w:t>
+      </w:r>
+      <w:r>
+        <w:t xml:space="preserve">selection</w:t>
+      </w:r>
+      <w:r>
+        <w:t xml:space="preserve">Settings</w:t>
+      </w:r>
+      <w:r>
+        <w:t xml:space="preserve">(base</w:t>
+      </w:r>
+      <w:r>
+        <w:t xml:space="preserve">AtoM)</w:t>
+      </w:r>
+      <w:r>
+        <w:t xml:space="preserve">—</w:t>
+      </w:r>
+      <w:r>
+        <w:t xml:space="preserve">Core</w:t>
+      </w:r>
+      <w:r>
+        <w:t xml:space="preserve">AtoM</w:t>
+      </w:r>
+      <w:r>
+        <w:t xml:space="preserve">settings</w:t>
+      </w:r>
+      <w:r>
+        <w:t xml:space="preserve">AHG</w:t>
+      </w:r>
+      <w:r>
+        <w:t xml:space="preserve">Settings</w:t>
+      </w:r>
+      <w:r>
+        <w:t xml:space="preserve">—</w:t>
+      </w:r>
+      <w:r>
+        <w:t xml:space="preserve">21</w:t>
+      </w:r>
+      <w:r>
+        <w:t xml:space="preserve">sections,</w:t>
+      </w:r>
+      <w:r>
+        <w:t xml:space="preserve">200</w:t>
+      </w:r>
+      <w:r>
+        <w:t xml:space="preserve">options</w:t>
+      </w:r>
+      <w:r>
+        <w:t xml:space="preserve">Users</w:t>
+      </w:r>
+      <w:r>
+        <w:t xml:space="preserve">&amp;</w:t>
+      </w:r>
+      <w:r>
+        <w:t xml:space="preserve">Groups</w:t>
+      </w:r>
+      <w:r>
+        <w:t xml:space="preserve">—</w:t>
+      </w:r>
+      <w:r>
+        <w:t xml:space="preserve">User</w:t>
+      </w:r>
+      <w:r>
+        <w:t xml:space="preserve">accounts,</w:t>
+      </w:r>
+      <w:r>
+        <w:t xml:space="preserve">roles,</w:t>
+      </w:r>
+      <w:r>
+        <w:t xml:space="preserve">ACL</w:t>
+      </w:r>
+      <w:r>
+        <w:t xml:space="preserve">Menus</w:t>
+      </w:r>
+      <w:r>
+        <w:t xml:space="preserve">—</w:t>
+      </w:r>
+      <w:r>
+        <w:t xml:space="preserve">Navigation</w:t>
+      </w:r>
+      <w:r>
+        <w:t xml:space="preserve">menu</w:t>
+      </w:r>
+      <w:r>
+        <w:t xml:space="preserve">management</w:t>
+      </w:r>
+      <w:r>
+        <w:t xml:space="preserve">Static</w:t>
+      </w:r>
+      <w:r>
+        <w:t xml:space="preserve">pages</w:t>
+      </w:r>
+      <w:r>
+        <w:t xml:space="preserve">—</w:t>
+      </w:r>
+      <w:r>
+        <w:t xml:space="preserve">Static</w:t>
+      </w:r>
+      <w:r>
+        <w:t xml:space="preserve">page</w:t>
+      </w:r>
+      <w:r>
+        <w:t xml:space="preserve">content</w:t>
+      </w:r>
+      <w:r>
+        <w:t xml:space="preserve">Visible</w:t>
+      </w:r>
+      <w:r>
+        <w:t xml:space="preserve">elements</w:t>
+      </w:r>
+      <w:r>
+        <w:t xml:space="preserve">—</w:t>
+      </w:r>
+      <w:r>
+        <w:t xml:space="preserve">Show/hide</w:t>
+      </w:r>
+      <w:r>
+        <w:t xml:space="preserve">interface</w:t>
+      </w:r>
+      <w:r>
+        <w:t xml:space="preserve">elements</w:t>
+      </w:r>
+      <w:r>
+        <w:t xml:space="preserve">Backup</w:t>
+      </w:r>
+      <w:r>
+        <w:t xml:space="preserve">&amp;</w:t>
+      </w:r>
+      <w:r>
+        <w:t xml:space="preserve">Restore</w:t>
+      </w:r>
+      <w:r>
+        <w:t xml:space="preserve">—</w:t>
+      </w:r>
+      <w:r>
+        <w:t xml:space="preserve">Backup</w:t>
+      </w:r>
+      <w:r>
+        <w:t xml:space="preserve">management</w:t>
+      </w:r>
+      <w:r>
+        <w:t xml:space="preserve">Queue</w:t>
+      </w:r>
+      <w:r>
+        <w:t xml:space="preserve">—</w:t>
+      </w:r>
+      <w:r>
+        <w:t xml:space="preserve">Background</w:t>
+      </w:r>
+      <w:r>
+        <w:t xml:space="preserve">job</w:t>
+      </w:r>
+      <w:r>
+        <w:t xml:space="preserve">queue</w:t>
+      </w:r>
+      <w:r>
+        <w:t xml:space="preserve">Audit</w:t>
+      </w:r>
+      <w:r>
+        <w:t xml:space="preserve">Trail</w:t>
+      </w:r>
+      <w:r>
+        <w:t xml:space="preserve">—</w:t>
+      </w:r>
+      <w:r>
+        <w:t xml:space="preserve">Activity</w:t>
+      </w:r>
+      <w:r>
+        <w:t xml:space="preserve">logging</w:t>
+      </w:r>
+      <w:r>
+        <w:t xml:space="preserve">Reports</w:t>
+      </w:r>
+      <w:r>
+        <w:t xml:space="preserve">—</w:t>
+      </w:r>
+      <w:r>
+        <w:t xml:space="preserve">Reporting</w:t>
+      </w:r>
+      <w:r>
+        <w:t xml:space="preserve">dashboard</w:t>
+      </w:r>
+      <w:r>
+        <w:t xml:space="preserve">Help</w:t>
+      </w:r>
+      <w:r>
+        <w:t xml:space="preserve">Center</w:t>
+      </w:r>
+      <w:r>
+        <w:t xml:space="preserve">—</w:t>
+      </w:r>
+      <w:r>
+        <w:t xml:space="preserve">Help</w:t>
+      </w:r>
+      <w:r>
+        <w:t xml:space="preserve">articles</w:t>
       </w:r>
     </w:p>
     <w:p>
@@ -1301,13 +1377,13 @@
       </w:r>
     </w:p>
     <w:bookmarkEnd w:id="23"/>
-    <w:bookmarkStart w:id="24" w:name="spectrum-collections-management"/>
+    <w:bookmarkStart w:id="24" w:name="X4c8e41f49e3cdd74e35f738fdfe3e68f1f8ba64"/>
     <w:p>
       <w:pPr>
         <w:pStyle w:val="Heading3"/>
       </w:pPr>
       <w:r>
-        <w:t xml:space="preserve">2.2 Spectrum — Collections Management</w:t>
+        <w:t xml:space="preserve">2.2 Collections Procedures — Collections Management</w:t>
       </w:r>
     </w:p>
     <w:p>
@@ -1315,7 +1391,7 @@
         <w:pStyle w:val="FirstParagraph"/>
       </w:pPr>
       <w:r>
-        <w:t xml:space="preserve">Controls Spectrum 5.1 procedures (UK Collections Trust standard).</w:t>
+        <w:t xml:space="preserve">Controls Collections Procedures.</w:t>
       </w:r>
     </w:p>
     <w:tbl>
@@ -1393,7 +1469,7 @@
               <w:jc w:val="left"/>
             </w:pPr>
             <w:r>
-              <w:t xml:space="preserve">Enable Spectrum</w:t>
+              <w:t xml:space="preserve">Enable Collections Procedures</w:t>
             </w:r>
           </w:p>
         </w:tc>
@@ -1429,7 +1505,7 @@
               <w:jc w:val="left"/>
             </w:pPr>
             <w:r>
-              <w:t xml:space="preserve">Master switch. When off, Spectrum features are hidden from all menus and record pages.</w:t>
+              <w:t xml:space="preserve">Master switch. When off, Collections Procedures features are hidden from all menus and record pages.</w:t>
             </w:r>
           </w:p>
         </w:tc>
@@ -11950,130 +12026,106 @@
     </w:p>
     <w:p>
       <w:pPr>
-        <w:pStyle w:val="SourceCode"/>
+        <w:pStyle w:val="FirstParagraph"/>
       </w:pPr>
       <w:r>
-        <w:rPr>
-          <w:rStyle w:val="VerbatimChar"/>
-        </w:rPr>
-        <w:t xml:space="preserve">┌────────────────────┬──────────────────────────────────┐</w:t>
-      </w:r>
-      <w:r>
-        <w:br/>
-      </w:r>
-      <w:r>
-        <w:rPr>
-          <w:rStyle w:val="VerbatimChar"/>
-        </w:rPr>
-        <w:t xml:space="preserve">│  Database Info      │                                  │</w:t>
-      </w:r>
-      <w:r>
-        <w:br/>
-      </w:r>
-      <w:r>
-        <w:rPr>
-          <w:rStyle w:val="VerbatimChar"/>
-        </w:rPr>
-        <w:t xml:space="preserve">│  Storage Info       │  BACKUP HISTORY TABLE             │</w:t>
-      </w:r>
-      <w:r>
-        <w:br/>
-      </w:r>
-      <w:r>
-        <w:rPr>
-          <w:rStyle w:val="VerbatimChar"/>
-        </w:rPr>
-        <w:t xml:space="preserve">│  Quick Actions      │  Date | Type | Components | Size  │</w:t>
-      </w:r>
-      <w:r>
-        <w:br/>
-      </w:r>
-      <w:r>
-        <w:rPr>
-          <w:rStyle w:val="VerbatimChar"/>
-        </w:rPr>
-        <w:t xml:space="preserve">│  ├─ DB Only        │  [Restore] [Download] [Delete]   │</w:t>
-      </w:r>
-      <w:r>
-        <w:br/>
-      </w:r>
-      <w:r>
-        <w:rPr>
-          <w:rStyle w:val="VerbatimChar"/>
-        </w:rPr>
-        <w:t xml:space="preserve">│  ├─ Full Backup    │                                  │</w:t>
-      </w:r>
-      <w:r>
-        <w:br/>
-      </w:r>
-      <w:r>
-        <w:rPr>
-          <w:rStyle w:val="VerbatimChar"/>
-        </w:rPr>
-        <w:t xml:space="preserve">│  └─ Incremental    │                                  │</w:t>
-      </w:r>
-      <w:r>
-        <w:br/>
-      </w:r>
-      <w:r>
-        <w:rPr>
-          <w:rStyle w:val="VerbatimChar"/>
-        </w:rPr>
-        <w:t xml:space="preserve">│                    │                                  │</w:t>
-      </w:r>
-      <w:r>
-        <w:br/>
-      </w:r>
-      <w:r>
-        <w:rPr>
-          <w:rStyle w:val="VerbatimChar"/>
-        </w:rPr>
-        <w:t xml:space="preserve">│  Schedules          │                                  │</w:t>
-      </w:r>
-      <w:r>
-        <w:br/>
-      </w:r>
-      <w:r>
-        <w:rPr>
-          <w:rStyle w:val="VerbatimChar"/>
-        </w:rPr>
-        <w:t xml:space="preserve">│  ├─ [+] Add        │                                  │</w:t>
-      </w:r>
-      <w:r>
-        <w:br/>
-      </w:r>
-      <w:r>
-        <w:rPr>
-          <w:rStyle w:val="VerbatimChar"/>
-        </w:rPr>
-        <w:t xml:space="preserve">│  ├─ Daily DB ✓     │                                  │</w:t>
-      </w:r>
-      <w:r>
-        <w:br/>
-      </w:r>
-      <w:r>
-        <w:rPr>
-          <w:rStyle w:val="VerbatimChar"/>
-        </w:rPr>
-        <w:t xml:space="preserve">│  └─ Weekly Full ✓  │                                  │</w:t>
-      </w:r>
-      <w:r>
-        <w:br/>
-      </w:r>
-      <w:r>
-        <w:rPr>
-          <w:rStyle w:val="VerbatimChar"/>
-        </w:rPr>
-        <w:t xml:space="preserve">│  Cron: 0 * * * *   │                                  │</w:t>
-      </w:r>
-      <w:r>
-        <w:br/>
-      </w:r>
-      <w:r>
-        <w:rPr>
-          <w:rStyle w:val="VerbatimChar"/>
-        </w:rPr>
-        <w:t xml:space="preserve">└────────────────────┴──────────────────────────────────┘</w:t>
+        <w:t xml:space="preserve">Database</w:t>
+      </w:r>
+      <w:r>
+        <w:t xml:space="preserve">Info</w:t>
+      </w:r>
+      <w:r>
+        <w:t xml:space="preserve">Storage</w:t>
+      </w:r>
+      <w:r>
+        <w:t xml:space="preserve">Info</w:t>
+      </w:r>
+      <w:r>
+        <w:t xml:space="preserve">BACKUP</w:t>
+      </w:r>
+      <w:r>
+        <w:t xml:space="preserve">HISTORY</w:t>
+      </w:r>
+      <w:r>
+        <w:t xml:space="preserve">TABLE</w:t>
+      </w:r>
+      <w:r>
+        <w:t xml:space="preserve">Quick</w:t>
+      </w:r>
+      <w:r>
+        <w:t xml:space="preserve">Actions</w:t>
+      </w:r>
+      <w:r>
+        <w:t xml:space="preserve">Date</w:t>
+      </w:r>
+      <w:r>
+        <w:t xml:space="preserve">Type</w:t>
+      </w:r>
+      <w:r>
+        <w:t xml:space="preserve">Components</w:t>
+      </w:r>
+      <w:r>
+        <w:t xml:space="preserve">Size</w:t>
+      </w:r>
+      <w:r>
+        <w:t xml:space="preserve">DB</w:t>
+      </w:r>
+      <w:r>
+        <w:t xml:space="preserve">Only</w:t>
+      </w:r>
+      <w:r>
+        <w:t xml:space="preserve">[Restore]</w:t>
+      </w:r>
+      <w:r>
+        <w:t xml:space="preserve">[Download]</w:t>
+      </w:r>
+      <w:r>
+        <w:t xml:space="preserve">[Delete]</w:t>
+      </w:r>
+      <w:r>
+        <w:t xml:space="preserve">Full</w:t>
+      </w:r>
+      <w:r>
+        <w:t xml:space="preserve">Backup</w:t>
+      </w:r>
+      <w:r>
+        <w:t xml:space="preserve">Incremental</w:t>
+      </w:r>
+      <w:r>
+        <w:t xml:space="preserve">Schedules</w:t>
+      </w:r>
+      <w:r>
+        <w:t xml:space="preserve">[</w:t>
+      </w:r>
+      <w:r>
+        <w:t xml:space="preserve">]</w:t>
+      </w:r>
+      <w:r>
+        <w:t xml:space="preserve">Add</w:t>
+      </w:r>
+      <w:r>
+        <w:t xml:space="preserve">Daily</w:t>
+      </w:r>
+      <w:r>
+        <w:t xml:space="preserve">DB</w:t>
+      </w:r>
+      <w:r>
+        <w:t xml:space="preserve">✓</w:t>
+      </w:r>
+      <w:r>
+        <w:t xml:space="preserve">Weekly</w:t>
+      </w:r>
+      <w:r>
+        <w:t xml:space="preserve">Full</w:t>
+      </w:r>
+      <w:r>
+        <w:t xml:space="preserve">✓</w:t>
+      </w:r>
+      <w:r>
+        <w:t xml:space="preserve">Cron:</w:t>
+      </w:r>
+      <w:r>
+        <w:t xml:space="preserve">0</w:t>
       </w:r>
     </w:p>
     <w:bookmarkEnd w:id="44"/>
@@ -13510,90 +13562,75 @@
     </w:p>
     <w:p>
       <w:pPr>
-        <w:pStyle w:val="SourceCode"/>
+        <w:pStyle w:val="BodyText"/>
       </w:pPr>
       <w:r>
-        <w:rPr>
-          <w:rStyle w:val="VerbatimChar"/>
-        </w:rPr>
-        <w:t xml:space="preserve">Top Secret ────── Only Top Secret clearance users</w:t>
-      </w:r>
-      <w:r>
-        <w:br/>
-      </w:r>
-      <w:r>
-        <w:rPr>
-          <w:rStyle w:val="VerbatimChar"/>
-        </w:rPr>
-        <w:t xml:space="preserve">    │</w:t>
-      </w:r>
-      <w:r>
-        <w:br/>
-      </w:r>
-      <w:r>
-        <w:rPr>
-          <w:rStyle w:val="VerbatimChar"/>
-        </w:rPr>
-        <w:t xml:space="preserve">  Secret ────── Secret or higher</w:t>
-      </w:r>
-      <w:r>
-        <w:br/>
-      </w:r>
-      <w:r>
-        <w:rPr>
-          <w:rStyle w:val="VerbatimChar"/>
-        </w:rPr>
-        <w:t xml:space="preserve">    │</w:t>
-      </w:r>
-      <w:r>
-        <w:br/>
-      </w:r>
-      <w:r>
-        <w:rPr>
-          <w:rStyle w:val="VerbatimChar"/>
-        </w:rPr>
-        <w:t xml:space="preserve">Confidential ── Confidential or higher</w:t>
-      </w:r>
-      <w:r>
-        <w:br/>
-      </w:r>
-      <w:r>
-        <w:rPr>
-          <w:rStyle w:val="VerbatimChar"/>
-        </w:rPr>
-        <w:t xml:space="preserve">    │</w:t>
-      </w:r>
-      <w:r>
-        <w:br/>
-      </w:r>
-      <w:r>
-        <w:rPr>
-          <w:rStyle w:val="VerbatimChar"/>
-        </w:rPr>
-        <w:t xml:space="preserve"> Restricted ─── Restricted or higher</w:t>
-      </w:r>
-      <w:r>
-        <w:br/>
-      </w:r>
-      <w:r>
-        <w:rPr>
-          <w:rStyle w:val="VerbatimChar"/>
-        </w:rPr>
-        <w:t xml:space="preserve">    │</w:t>
-      </w:r>
-      <w:r>
-        <w:br/>
-      </w:r>
-      <w:r>
-        <w:rPr>
-          <w:rStyle w:val="VerbatimChar"/>
-        </w:rPr>
-        <w:t xml:space="preserve">Unclassified ── Everyone</w:t>
+        <w:t xml:space="preserve">Top</w:t>
+      </w:r>
+      <w:r>
+        <w:t xml:space="preserve">Secret</w:t>
+      </w:r>
+      <w:r>
+        <w:t xml:space="preserve">Only</w:t>
+      </w:r>
+      <w:r>
+        <w:t xml:space="preserve">Top</w:t>
+      </w:r>
+      <w:r>
+        <w:t xml:space="preserve">Secret</w:t>
+      </w:r>
+      <w:r>
+        <w:t xml:space="preserve">clearance</w:t>
+      </w:r>
+      <w:r>
+        <w:t xml:space="preserve">users</w:t>
+      </w:r>
+      <w:r>
+        <w:t xml:space="preserve">Secret</w:t>
+      </w:r>
+      <w:r>
+        <w:t xml:space="preserve">Secret</w:t>
+      </w:r>
+      <w:r>
+        <w:t xml:space="preserve">or</w:t>
+      </w:r>
+      <w:r>
+        <w:t xml:space="preserve">higher</w:t>
+      </w:r>
+      <w:r>
+        <w:t xml:space="preserve">Confidential</w:t>
+      </w:r>
+      <w:r>
+        <w:t xml:space="preserve">Confidential</w:t>
+      </w:r>
+      <w:r>
+        <w:t xml:space="preserve">or</w:t>
+      </w:r>
+      <w:r>
+        <w:t xml:space="preserve">higher</w:t>
+      </w:r>
+      <w:r>
+        <w:t xml:space="preserve">Restricted</w:t>
+      </w:r>
+      <w:r>
+        <w:t xml:space="preserve">Restricted</w:t>
+      </w:r>
+      <w:r>
+        <w:t xml:space="preserve">or</w:t>
+      </w:r>
+      <w:r>
+        <w:t xml:space="preserve">higher</w:t>
+      </w:r>
+      <w:r>
+        <w:t xml:space="preserve">Unclassified</w:t>
+      </w:r>
+      <w:r>
+        <w:t xml:space="preserve">Everyone</w:t>
       </w:r>
     </w:p>
     <w:p>
       <w:pPr>
-        <w:pStyle w:val="FirstParagraph"/>
+        <w:pStyle w:val="BodyText"/>
       </w:pPr>
       <w:r>
         <w:t xml:space="preserve">Assign classification to records and clearance to users. The system enforces</w:t>
